--- a/blog-module/blog-entries/20251007W/Random Misc.docx
+++ b/blog-module/blog-entries/20251007W/Random Misc.docx
@@ -7,19 +7,17 @@
         <w:rPr>
           <w:lang w:val="de-DE"/>
         </w:rPr>
-        <w:t>Random</w:t>
+        <w:t>Historical</w:t>
       </w:r>
       <w:r>
         <w:t xml:space="preserve"> </w:t>
       </w:r>
-      <w:proofErr w:type="spellStart"/>
       <w:r>
         <w:rPr>
           <w:lang w:val="de-DE"/>
         </w:rPr>
-        <w:t>Misc</w:t>
-      </w:r>
-      <w:proofErr w:type="spellEnd"/>
+        <w:t>Drivers</w:t>
+      </w:r>
     </w:p>
     <w:p/>
     <w:p>
@@ -63,161 +61,7 @@
           <w:lang w:eastAsia="el-GR"/>
           <w14:ligatures w14:val="none"/>
         </w:rPr>
-        <w:t xml:space="preserve">Γεννημένος το 1967 στο </w:t>
-      </w:r>
-      <w:proofErr w:type="spellStart"/>
-      <w:r>
-        <w:rPr>
-          <w:rFonts w:ascii="Aptos" w:eastAsia="Times New Roman" w:hAnsi="Aptos" w:cs="Times New Roman"/>
-          <w:color w:val="000000"/>
-          <w:kern w:val="0"/>
-          <w:lang w:eastAsia="el-GR"/>
-          <w14:ligatures w14:val="none"/>
-        </w:rPr>
-        <w:t>Mönchengladbach</w:t>
-      </w:r>
-      <w:proofErr w:type="spellEnd"/>
-      <w:r>
-        <w:rPr>
-          <w:rFonts w:ascii="Aptos" w:eastAsia="Times New Roman" w:hAnsi="Aptos" w:cs="Times New Roman"/>
-          <w:color w:val="000000"/>
-          <w:kern w:val="0"/>
-          <w:lang w:eastAsia="el-GR"/>
-          <w14:ligatures w14:val="none"/>
-        </w:rPr>
-        <w:t xml:space="preserve"> της Γερμανίας, ο </w:t>
-      </w:r>
-      <w:proofErr w:type="spellStart"/>
-      <w:r>
-        <w:rPr>
-          <w:rFonts w:ascii="Aptos" w:eastAsia="Times New Roman" w:hAnsi="Aptos" w:cs="Times New Roman"/>
-          <w:color w:val="000000"/>
-          <w:kern w:val="0"/>
-          <w:lang w:eastAsia="el-GR"/>
-          <w14:ligatures w14:val="none"/>
-        </w:rPr>
-        <w:t>Heinz-Harald</w:t>
-      </w:r>
-      <w:proofErr w:type="spellEnd"/>
-      <w:r>
-        <w:rPr>
-          <w:rFonts w:ascii="Aptos" w:eastAsia="Times New Roman" w:hAnsi="Aptos" w:cs="Times New Roman"/>
-          <w:color w:val="000000"/>
-          <w:kern w:val="0"/>
-          <w:lang w:eastAsia="el-GR"/>
-          <w14:ligatures w14:val="none"/>
-        </w:rPr>
-        <w:t xml:space="preserve"> </w:t>
-      </w:r>
-      <w:proofErr w:type="spellStart"/>
-      <w:r>
-        <w:rPr>
-          <w:rFonts w:ascii="Aptos" w:eastAsia="Times New Roman" w:hAnsi="Aptos" w:cs="Times New Roman"/>
-          <w:color w:val="000000"/>
-          <w:kern w:val="0"/>
-          <w:lang w:eastAsia="el-GR"/>
-          <w14:ligatures w14:val="none"/>
-        </w:rPr>
-        <w:t>Frentzen</w:t>
-      </w:r>
-      <w:proofErr w:type="spellEnd"/>
-      <w:r>
-        <w:rPr>
-          <w:rFonts w:ascii="Aptos" w:eastAsia="Times New Roman" w:hAnsi="Aptos" w:cs="Times New Roman"/>
-          <w:color w:val="000000"/>
-          <w:kern w:val="0"/>
-          <w:lang w:eastAsia="el-GR"/>
-          <w14:ligatures w14:val="none"/>
-        </w:rPr>
-        <w:t xml:space="preserve"> μεγάλωσε μέσα στα συνεργεία και τα καρτ. Ο πατέρας του, ιδιοκτήτης συνεργείου, του έμαθε από μικρό παιδί να αγαπά τη μηχανική όσο και την ταχύτητα. Μαζί με τον μικρό </w:t>
-      </w:r>
-      <w:proofErr w:type="spellStart"/>
-      <w:r>
-        <w:rPr>
-          <w:rFonts w:ascii="Aptos" w:eastAsia="Times New Roman" w:hAnsi="Aptos" w:cs="Times New Roman"/>
-          <w:color w:val="000000"/>
-          <w:kern w:val="0"/>
-          <w:lang w:eastAsia="el-GR"/>
-          <w14:ligatures w14:val="none"/>
-        </w:rPr>
-        <w:t>Michael</w:t>
-      </w:r>
-      <w:proofErr w:type="spellEnd"/>
-      <w:r>
-        <w:rPr>
-          <w:rFonts w:ascii="Aptos" w:eastAsia="Times New Roman" w:hAnsi="Aptos" w:cs="Times New Roman"/>
-          <w:color w:val="000000"/>
-          <w:kern w:val="0"/>
-          <w:lang w:eastAsia="el-GR"/>
-          <w14:ligatures w14:val="none"/>
-        </w:rPr>
-        <w:t xml:space="preserve"> </w:t>
-      </w:r>
-      <w:proofErr w:type="spellStart"/>
-      <w:r>
-        <w:rPr>
-          <w:rFonts w:ascii="Aptos" w:eastAsia="Times New Roman" w:hAnsi="Aptos" w:cs="Times New Roman"/>
-          <w:color w:val="000000"/>
-          <w:kern w:val="0"/>
-          <w:lang w:eastAsia="el-GR"/>
-          <w14:ligatures w14:val="none"/>
-        </w:rPr>
-        <w:t>Schumacher</w:t>
-      </w:r>
-      <w:proofErr w:type="spellEnd"/>
-      <w:r>
-        <w:rPr>
-          <w:rFonts w:ascii="Aptos" w:eastAsia="Times New Roman" w:hAnsi="Aptos" w:cs="Times New Roman"/>
-          <w:color w:val="000000"/>
-          <w:kern w:val="0"/>
-          <w:lang w:eastAsia="el-GR"/>
-          <w14:ligatures w14:val="none"/>
-        </w:rPr>
-        <w:t xml:space="preserve">, που έτρεχε στα ίδια τοπικά καρτ πρωταθλήματα, ο </w:t>
-      </w:r>
-      <w:proofErr w:type="spellStart"/>
-      <w:r>
-        <w:rPr>
-          <w:rFonts w:ascii="Aptos" w:eastAsia="Times New Roman" w:hAnsi="Aptos" w:cs="Times New Roman"/>
-          <w:color w:val="000000"/>
-          <w:kern w:val="0"/>
-          <w:lang w:eastAsia="el-GR"/>
-          <w14:ligatures w14:val="none"/>
-        </w:rPr>
-        <w:t>Frentzen</w:t>
-      </w:r>
-      <w:proofErr w:type="spellEnd"/>
-      <w:r>
-        <w:rPr>
-          <w:rFonts w:ascii="Aptos" w:eastAsia="Times New Roman" w:hAnsi="Aptos" w:cs="Times New Roman"/>
-          <w:color w:val="000000"/>
-          <w:kern w:val="0"/>
-          <w:lang w:eastAsia="el-GR"/>
-          <w14:ligatures w14:val="none"/>
-        </w:rPr>
-        <w:t xml:space="preserve"> έκανε τα πρώτα του βήματα στον μηχανοκίνητο κόσμο. Οι δυο τους ξεκίνησαν σχεδόν χέρι-χέρι  και έμελλε να γίνουν οι δύο «αντίπαλοι Γερμανοί» της </w:t>
-      </w:r>
-      <w:proofErr w:type="spellStart"/>
-      <w:r>
-        <w:rPr>
-          <w:rFonts w:ascii="Aptos" w:eastAsia="Times New Roman" w:hAnsi="Aptos" w:cs="Times New Roman"/>
-          <w:color w:val="000000"/>
-          <w:kern w:val="0"/>
-          <w:lang w:eastAsia="el-GR"/>
-          <w14:ligatures w14:val="none"/>
-        </w:rPr>
-        <w:t>Formula</w:t>
-      </w:r>
-      <w:proofErr w:type="spellEnd"/>
-      <w:r>
-        <w:rPr>
-          <w:rFonts w:ascii="Aptos" w:eastAsia="Times New Roman" w:hAnsi="Aptos" w:cs="Times New Roman"/>
-          <w:color w:val="000000"/>
-          <w:kern w:val="0"/>
-          <w:lang w:eastAsia="el-GR"/>
-          <w14:ligatures w14:val="none"/>
-        </w:rPr>
-        <w:t xml:space="preserve"> 1.</w:t>
+        <w:t>Γεννημένος το 1967 στο Mönchengladbach της Γερμανίας, ο Heinz-Harald Frentzen μεγάλωσε μέσα στα συνεργεία και τα καρτ. Ο πατέρας του, ιδιοκτήτης συνεργείου, του έμαθε από μικρό παιδί να αγαπά τη μηχανική όσο και την ταχύτητα. Μαζί με τον μικρό Michael Schumacher, που έτρεχε στα ίδια τοπικά καρτ πρωταθλήματα, ο Frentzen έκανε τα πρώτα του βήματα στον μηχανοκίνητο κόσμο. Οι δυο τους ξεκίνησαν σχεδόν χέρι-χέρι  και έμελλε να γίνουν οι δύο «αντίπαλοι Γερμανοί» της Formula 1.</w:t>
       </w:r>
     </w:p>
     <w:p>
@@ -285,537 +129,97 @@
           <w:lang w:eastAsia="el-GR"/>
           <w14:ligatures w14:val="none"/>
         </w:rPr>
-        <w:t xml:space="preserve">Μετά από εντυπωσιακές εμφανίσεις στις μικρές κατηγορίες, ο </w:t>
-      </w:r>
-      <w:proofErr w:type="spellStart"/>
-      <w:r>
-        <w:rPr>
-          <w:rFonts w:ascii="Aptos" w:eastAsia="Times New Roman" w:hAnsi="Aptos" w:cs="Times New Roman"/>
-          <w:color w:val="000000"/>
-          <w:kern w:val="0"/>
-          <w:lang w:eastAsia="el-GR"/>
-          <w14:ligatures w14:val="none"/>
-        </w:rPr>
-        <w:t>Frentzen</w:t>
-      </w:r>
-      <w:proofErr w:type="spellEnd"/>
-      <w:r>
-        <w:rPr>
-          <w:rFonts w:ascii="Aptos" w:eastAsia="Times New Roman" w:hAnsi="Aptos" w:cs="Times New Roman"/>
-          <w:color w:val="000000"/>
-          <w:kern w:val="0"/>
-          <w:lang w:eastAsia="el-GR"/>
-          <w14:ligatures w14:val="none"/>
-        </w:rPr>
-        <w:t xml:space="preserve"> μπήκε στη </w:t>
-      </w:r>
-      <w:proofErr w:type="spellStart"/>
-      <w:r>
-        <w:rPr>
-          <w:rFonts w:ascii="Aptos" w:eastAsia="Times New Roman" w:hAnsi="Aptos" w:cs="Times New Roman"/>
-          <w:color w:val="000000"/>
-          <w:kern w:val="0"/>
-          <w:lang w:eastAsia="el-GR"/>
-          <w14:ligatures w14:val="none"/>
-        </w:rPr>
-        <w:t>Formula</w:t>
-      </w:r>
-      <w:proofErr w:type="spellEnd"/>
-      <w:r>
-        <w:rPr>
-          <w:rFonts w:ascii="Aptos" w:eastAsia="Times New Roman" w:hAnsi="Aptos" w:cs="Times New Roman"/>
-          <w:color w:val="000000"/>
-          <w:kern w:val="0"/>
-          <w:lang w:eastAsia="el-GR"/>
-          <w14:ligatures w14:val="none"/>
-        </w:rPr>
-        <w:t xml:space="preserve"> 1 το 1994 με τη </w:t>
-      </w:r>
-      <w:proofErr w:type="spellStart"/>
-      <w:r>
-        <w:rPr>
-          <w:rFonts w:ascii="Aptos" w:eastAsia="Times New Roman" w:hAnsi="Aptos" w:cs="Times New Roman"/>
-          <w:color w:val="000000"/>
-          <w:kern w:val="0"/>
-          <w:lang w:eastAsia="el-GR"/>
-          <w14:ligatures w14:val="none"/>
-        </w:rPr>
-        <w:t>Sauber</w:t>
-      </w:r>
-      <w:proofErr w:type="spellEnd"/>
-      <w:r>
-        <w:rPr>
-          <w:rFonts w:ascii="Aptos" w:eastAsia="Times New Roman" w:hAnsi="Aptos" w:cs="Times New Roman"/>
-          <w:color w:val="000000"/>
-          <w:kern w:val="0"/>
-          <w:lang w:eastAsia="el-GR"/>
-          <w14:ligatures w14:val="none"/>
-        </w:rPr>
-        <w:t xml:space="preserve">, την ίδια χρονιά που ο </w:t>
-      </w:r>
-      <w:proofErr w:type="spellStart"/>
-      <w:r>
-        <w:rPr>
-          <w:rFonts w:ascii="Aptos" w:eastAsia="Times New Roman" w:hAnsi="Aptos" w:cs="Times New Roman"/>
-          <w:color w:val="000000"/>
-          <w:kern w:val="0"/>
-          <w:lang w:eastAsia="el-GR"/>
-          <w14:ligatures w14:val="none"/>
-        </w:rPr>
-        <w:t>Senna</w:t>
-      </w:r>
-      <w:proofErr w:type="spellEnd"/>
-      <w:r>
-        <w:rPr>
-          <w:rFonts w:ascii="Aptos" w:eastAsia="Times New Roman" w:hAnsi="Aptos" w:cs="Times New Roman"/>
-          <w:color w:val="000000"/>
-          <w:kern w:val="0"/>
-          <w:lang w:eastAsia="el-GR"/>
-          <w14:ligatures w14:val="none"/>
-        </w:rPr>
-        <w:t xml:space="preserve"> σκοτώθηκε και ο </w:t>
-      </w:r>
-      <w:proofErr w:type="spellStart"/>
-      <w:r>
-        <w:rPr>
-          <w:rFonts w:ascii="Aptos" w:eastAsia="Times New Roman" w:hAnsi="Aptos" w:cs="Times New Roman"/>
-          <w:color w:val="000000"/>
-          <w:kern w:val="0"/>
-          <w:lang w:eastAsia="el-GR"/>
-          <w14:ligatures w14:val="none"/>
-        </w:rPr>
-        <w:t>Schumacher</w:t>
-      </w:r>
-      <w:proofErr w:type="spellEnd"/>
-      <w:r>
-        <w:rPr>
-          <w:rFonts w:ascii="Aptos" w:eastAsia="Times New Roman" w:hAnsi="Aptos" w:cs="Times New Roman"/>
-          <w:color w:val="000000"/>
-          <w:kern w:val="0"/>
-          <w:lang w:eastAsia="el-GR"/>
-          <w14:ligatures w14:val="none"/>
-        </w:rPr>
-        <w:t xml:space="preserve"> άρχισε την κυριαρχία του. Ο </w:t>
-      </w:r>
-      <w:proofErr w:type="spellStart"/>
-      <w:r>
-        <w:rPr>
-          <w:rFonts w:ascii="Aptos" w:eastAsia="Times New Roman" w:hAnsi="Aptos" w:cs="Times New Roman"/>
-          <w:color w:val="000000"/>
-          <w:kern w:val="0"/>
-          <w:lang w:eastAsia="el-GR"/>
-          <w14:ligatures w14:val="none"/>
-        </w:rPr>
-        <w:t>Peter</w:t>
-      </w:r>
-      <w:proofErr w:type="spellEnd"/>
-      <w:r>
-        <w:rPr>
-          <w:rFonts w:ascii="Aptos" w:eastAsia="Times New Roman" w:hAnsi="Aptos" w:cs="Times New Roman"/>
-          <w:color w:val="000000"/>
-          <w:kern w:val="0"/>
-          <w:lang w:eastAsia="el-GR"/>
-          <w14:ligatures w14:val="none"/>
-        </w:rPr>
-        <w:t xml:space="preserve"> </w:t>
-      </w:r>
-      <w:proofErr w:type="spellStart"/>
-      <w:r>
-        <w:rPr>
-          <w:rFonts w:ascii="Aptos" w:eastAsia="Times New Roman" w:hAnsi="Aptos" w:cs="Times New Roman"/>
-          <w:color w:val="000000"/>
-          <w:kern w:val="0"/>
-          <w:lang w:eastAsia="el-GR"/>
-          <w14:ligatures w14:val="none"/>
-        </w:rPr>
-        <w:t>Sauber</w:t>
-      </w:r>
-      <w:proofErr w:type="spellEnd"/>
-      <w:r>
-        <w:rPr>
-          <w:rFonts w:ascii="Aptos" w:eastAsia="Times New Roman" w:hAnsi="Aptos" w:cs="Times New Roman"/>
-          <w:color w:val="000000"/>
-          <w:kern w:val="0"/>
-          <w:lang w:eastAsia="el-GR"/>
-          <w14:ligatures w14:val="none"/>
-        </w:rPr>
-        <w:t xml:space="preserve"> πίστευε πολύ στον </w:t>
-      </w:r>
-      <w:proofErr w:type="spellStart"/>
-      <w:r>
-        <w:rPr>
-          <w:rFonts w:ascii="Aptos" w:eastAsia="Times New Roman" w:hAnsi="Aptos" w:cs="Times New Roman"/>
-          <w:color w:val="000000"/>
-          <w:kern w:val="0"/>
-          <w:lang w:eastAsia="el-GR"/>
-          <w14:ligatures w14:val="none"/>
-        </w:rPr>
-        <w:t>Frentzen</w:t>
-      </w:r>
-      <w:proofErr w:type="spellEnd"/>
-      <w:r>
-        <w:rPr>
-          <w:rFonts w:ascii="Aptos" w:eastAsia="Times New Roman" w:hAnsi="Aptos" w:cs="Times New Roman"/>
-          <w:color w:val="000000"/>
-          <w:kern w:val="0"/>
-          <w:lang w:eastAsia="el-GR"/>
-          <w14:ligatures w14:val="none"/>
-        </w:rPr>
-        <w:t xml:space="preserve"> και μάλιστα είχε απορρίψει τον </w:t>
-      </w:r>
-      <w:proofErr w:type="spellStart"/>
-      <w:r>
-        <w:rPr>
-          <w:rFonts w:ascii="Aptos" w:eastAsia="Times New Roman" w:hAnsi="Aptos" w:cs="Times New Roman"/>
-          <w:color w:val="000000"/>
-          <w:kern w:val="0"/>
-          <w:lang w:eastAsia="el-GR"/>
-          <w14:ligatures w14:val="none"/>
-        </w:rPr>
-        <w:t>Schumacher</w:t>
-      </w:r>
-      <w:proofErr w:type="spellEnd"/>
-      <w:r>
-        <w:rPr>
-          <w:rFonts w:ascii="Aptos" w:eastAsia="Times New Roman" w:hAnsi="Aptos" w:cs="Times New Roman"/>
-          <w:color w:val="000000"/>
-          <w:kern w:val="0"/>
-          <w:lang w:eastAsia="el-GR"/>
-          <w14:ligatures w14:val="none"/>
-        </w:rPr>
-        <w:t xml:space="preserve"> παλαιότερα  ένα ιστορικό “</w:t>
-      </w:r>
-      <w:proofErr w:type="spellStart"/>
-      <w:r>
-        <w:rPr>
-          <w:rFonts w:ascii="Aptos" w:eastAsia="Times New Roman" w:hAnsi="Aptos" w:cs="Times New Roman"/>
-          <w:color w:val="000000"/>
-          <w:kern w:val="0"/>
-          <w:lang w:eastAsia="el-GR"/>
-          <w14:ligatures w14:val="none"/>
-        </w:rPr>
-        <w:t>what</w:t>
-      </w:r>
-      <w:proofErr w:type="spellEnd"/>
-      <w:r>
-        <w:rPr>
-          <w:rFonts w:ascii="Aptos" w:eastAsia="Times New Roman" w:hAnsi="Aptos" w:cs="Times New Roman"/>
-          <w:color w:val="000000"/>
-          <w:kern w:val="0"/>
-          <w:lang w:eastAsia="el-GR"/>
-          <w14:ligatures w14:val="none"/>
-        </w:rPr>
-        <w:t xml:space="preserve"> </w:t>
-      </w:r>
-      <w:proofErr w:type="spellStart"/>
-      <w:r>
-        <w:rPr>
-          <w:rFonts w:ascii="Aptos" w:eastAsia="Times New Roman" w:hAnsi="Aptos" w:cs="Times New Roman"/>
-          <w:color w:val="000000"/>
-          <w:kern w:val="0"/>
-          <w:lang w:eastAsia="el-GR"/>
-          <w14:ligatures w14:val="none"/>
-        </w:rPr>
-        <w:t>if</w:t>
-      </w:r>
-      <w:proofErr w:type="spellEnd"/>
-      <w:r>
-        <w:rPr>
-          <w:rFonts w:ascii="Aptos" w:eastAsia="Times New Roman" w:hAnsi="Aptos" w:cs="Times New Roman"/>
-          <w:color w:val="000000"/>
-          <w:kern w:val="0"/>
-          <w:lang w:eastAsia="el-GR"/>
-          <w14:ligatures w14:val="none"/>
-        </w:rPr>
-        <w:t>” της F1.</w:t>
-      </w:r>
-    </w:p>
-    <w:p>
-      <w:pPr>
-        <w:spacing w:after="0" w:line="240" w:lineRule="auto"/>
-        <w:rPr>
-          <w:rFonts w:ascii="Aptos" w:eastAsia="Times New Roman" w:hAnsi="Aptos" w:cs="Times New Roman"/>
-          <w:color w:val="000000"/>
-          <w:kern w:val="0"/>
-          <w:lang w:eastAsia="el-GR"/>
-          <w14:ligatures w14:val="none"/>
-        </w:rPr>
-      </w:pPr>
-      <w:r>
-        <w:rPr>
-          <w:rFonts w:ascii="Aptos" w:eastAsia="Times New Roman" w:hAnsi="Aptos" w:cs="Times New Roman"/>
-          <w:color w:val="000000"/>
-          <w:kern w:val="0"/>
-          <w:lang w:eastAsia="el-GR"/>
-          <w14:ligatures w14:val="none"/>
-        </w:rPr>
-        <w:t xml:space="preserve">Παρότι γρήγορος, ο </w:t>
-      </w:r>
-      <w:proofErr w:type="spellStart"/>
-      <w:r>
-        <w:rPr>
-          <w:rFonts w:ascii="Aptos" w:eastAsia="Times New Roman" w:hAnsi="Aptos" w:cs="Times New Roman"/>
-          <w:color w:val="000000"/>
-          <w:kern w:val="0"/>
-          <w:lang w:eastAsia="el-GR"/>
-          <w14:ligatures w14:val="none"/>
-        </w:rPr>
-        <w:t>Frentzen</w:t>
-      </w:r>
-      <w:proofErr w:type="spellEnd"/>
-      <w:r>
-        <w:rPr>
-          <w:rFonts w:ascii="Aptos" w:eastAsia="Times New Roman" w:hAnsi="Aptos" w:cs="Times New Roman"/>
-          <w:color w:val="000000"/>
-          <w:kern w:val="0"/>
-          <w:lang w:eastAsia="el-GR"/>
-          <w14:ligatures w14:val="none"/>
-        </w:rPr>
-        <w:t xml:space="preserve"> συχνά φαινόταν «υπερβολικά ήρεμος» για να επιβληθεί. Δεν έψαχνε την πολιτική των </w:t>
-      </w:r>
-      <w:proofErr w:type="spellStart"/>
-      <w:r>
-        <w:rPr>
-          <w:rFonts w:ascii="Aptos" w:eastAsia="Times New Roman" w:hAnsi="Aptos" w:cs="Times New Roman"/>
-          <w:color w:val="000000"/>
-          <w:kern w:val="0"/>
-          <w:lang w:eastAsia="el-GR"/>
-          <w14:ligatures w14:val="none"/>
-        </w:rPr>
-        <w:t>paddock</w:t>
-      </w:r>
-      <w:proofErr w:type="spellEnd"/>
-      <w:r>
-        <w:rPr>
-          <w:rFonts w:ascii="Aptos" w:eastAsia="Times New Roman" w:hAnsi="Aptos" w:cs="Times New Roman"/>
-          <w:color w:val="000000"/>
-          <w:kern w:val="0"/>
-          <w:lang w:eastAsia="el-GR"/>
-          <w14:ligatures w14:val="none"/>
-        </w:rPr>
-        <w:t xml:space="preserve">· ήθελε απλώς να </w:t>
-      </w:r>
-      <w:proofErr w:type="spellStart"/>
-      <w:r>
-        <w:rPr>
-          <w:rFonts w:ascii="Aptos" w:eastAsia="Times New Roman" w:hAnsi="Aptos" w:cs="Times New Roman"/>
-          <w:color w:val="000000"/>
-          <w:kern w:val="0"/>
-          <w:lang w:eastAsia="el-GR"/>
-          <w14:ligatures w14:val="none"/>
-        </w:rPr>
-        <w:t>οδηγά</w:t>
-      </w:r>
-      <w:proofErr w:type="spellEnd"/>
-      <w:r>
-        <w:rPr>
-          <w:rFonts w:ascii="Aptos" w:eastAsia="Times New Roman" w:hAnsi="Aptos" w:cs="Times New Roman"/>
-          <w:color w:val="000000"/>
-          <w:kern w:val="0"/>
-          <w:lang w:eastAsia="el-GR"/>
-          <w14:ligatures w14:val="none"/>
-        </w:rPr>
-        <w:t>.</w:t>
-      </w:r>
-    </w:p>
-    <w:p>
-      <w:pPr>
-        <w:spacing w:after="0" w:line="240" w:lineRule="auto"/>
-        <w:rPr>
-          <w:rFonts w:ascii="Aptos" w:eastAsia="Times New Roman" w:hAnsi="Aptos" w:cs="Times New Roman"/>
-          <w:color w:val="000000"/>
-          <w:kern w:val="0"/>
-          <w:lang w:eastAsia="el-GR"/>
-          <w14:ligatures w14:val="none"/>
-        </w:rPr>
-      </w:pPr>
-    </w:p>
-    <w:p>
-      <w:pPr>
-        <w:spacing w:after="0" w:line="240" w:lineRule="auto"/>
-        <w:rPr>
-          <w:rFonts w:ascii="Aptos" w:eastAsia="Times New Roman" w:hAnsi="Aptos" w:cs="Times New Roman"/>
-          <w:color w:val="000000"/>
-          <w:kern w:val="0"/>
-          <w:lang w:eastAsia="el-GR"/>
-          <w14:ligatures w14:val="none"/>
-        </w:rPr>
-      </w:pPr>
-      <w:r>
-        <w:rPr>
-          <w:rFonts w:ascii="Aptos" w:eastAsia="Times New Roman" w:hAnsi="Aptos" w:cs="Times New Roman"/>
-          <w:color w:val="000000"/>
-          <w:kern w:val="0"/>
-          <w:lang w:eastAsia="el-GR"/>
-          <w14:ligatures w14:val="none"/>
-        </w:rPr>
-        <w:t xml:space="preserve">Η χρυσή χρονιά στη </w:t>
-      </w:r>
-      <w:proofErr w:type="spellStart"/>
-      <w:r>
-        <w:rPr>
-          <w:rFonts w:ascii="Aptos" w:eastAsia="Times New Roman" w:hAnsi="Aptos" w:cs="Times New Roman"/>
-          <w:color w:val="000000"/>
-          <w:kern w:val="0"/>
-          <w:lang w:eastAsia="el-GR"/>
-          <w14:ligatures w14:val="none"/>
-        </w:rPr>
-        <w:t>Jordan</w:t>
-      </w:r>
-      <w:proofErr w:type="spellEnd"/>
-      <w:r>
-        <w:rPr>
-          <w:rFonts w:ascii="Aptos" w:eastAsia="Times New Roman" w:hAnsi="Aptos" w:cs="Times New Roman"/>
-          <w:color w:val="000000"/>
-          <w:kern w:val="0"/>
-          <w:lang w:eastAsia="el-GR"/>
-          <w14:ligatures w14:val="none"/>
-        </w:rPr>
-        <w:t xml:space="preserve"> (1999)</w:t>
-      </w:r>
-    </w:p>
-    <w:p>
-      <w:pPr>
-        <w:spacing w:after="0" w:line="240" w:lineRule="auto"/>
-        <w:rPr>
-          <w:rFonts w:ascii="Aptos" w:eastAsia="Times New Roman" w:hAnsi="Aptos" w:cs="Times New Roman"/>
-          <w:color w:val="000000"/>
-          <w:kern w:val="0"/>
-          <w:lang w:eastAsia="el-GR"/>
-          <w14:ligatures w14:val="none"/>
-        </w:rPr>
-      </w:pPr>
-    </w:p>
-    <w:p>
-      <w:pPr>
-        <w:spacing w:after="0" w:line="240" w:lineRule="auto"/>
-        <w:rPr>
-          <w:rFonts w:ascii="Aptos" w:eastAsia="Times New Roman" w:hAnsi="Aptos" w:cs="Times New Roman"/>
-          <w:color w:val="000000"/>
-          <w:kern w:val="0"/>
-          <w:lang w:eastAsia="el-GR"/>
-          <w14:ligatures w14:val="none"/>
-        </w:rPr>
-      </w:pPr>
-      <w:r>
-        <w:rPr>
-          <w:rFonts w:ascii="Aptos" w:eastAsia="Times New Roman" w:hAnsi="Aptos" w:cs="Times New Roman"/>
-          <w:color w:val="000000"/>
-          <w:kern w:val="0"/>
-          <w:lang w:eastAsia="el-GR"/>
-          <w14:ligatures w14:val="none"/>
-        </w:rPr>
-        <w:t xml:space="preserve">Μετά από δύσκολα χρόνια στη </w:t>
-      </w:r>
-      <w:proofErr w:type="spellStart"/>
-      <w:r>
-        <w:rPr>
-          <w:rFonts w:ascii="Aptos" w:eastAsia="Times New Roman" w:hAnsi="Aptos" w:cs="Times New Roman"/>
-          <w:color w:val="000000"/>
-          <w:kern w:val="0"/>
-          <w:lang w:eastAsia="el-GR"/>
-          <w14:ligatures w14:val="none"/>
-        </w:rPr>
-        <w:t>Williams</w:t>
-      </w:r>
-      <w:proofErr w:type="spellEnd"/>
-      <w:r>
-        <w:rPr>
-          <w:rFonts w:ascii="Aptos" w:eastAsia="Times New Roman" w:hAnsi="Aptos" w:cs="Times New Roman"/>
-          <w:color w:val="000000"/>
-          <w:kern w:val="0"/>
-          <w:lang w:eastAsia="el-GR"/>
-          <w14:ligatures w14:val="none"/>
-        </w:rPr>
-        <w:t xml:space="preserve">, όπου έπρεπε να καλύψει το τεράστιο κενό του </w:t>
-      </w:r>
-      <w:proofErr w:type="spellStart"/>
-      <w:r>
-        <w:rPr>
-          <w:rFonts w:ascii="Aptos" w:eastAsia="Times New Roman" w:hAnsi="Aptos" w:cs="Times New Roman"/>
-          <w:color w:val="000000"/>
-          <w:kern w:val="0"/>
-          <w:lang w:eastAsia="el-GR"/>
-          <w14:ligatures w14:val="none"/>
-        </w:rPr>
-        <w:t>Damon</w:t>
-      </w:r>
-      <w:proofErr w:type="spellEnd"/>
-      <w:r>
-        <w:rPr>
-          <w:rFonts w:ascii="Aptos" w:eastAsia="Times New Roman" w:hAnsi="Aptos" w:cs="Times New Roman"/>
-          <w:color w:val="000000"/>
-          <w:kern w:val="0"/>
-          <w:lang w:eastAsia="el-GR"/>
-          <w14:ligatures w14:val="none"/>
-        </w:rPr>
-        <w:t xml:space="preserve"> </w:t>
-      </w:r>
-      <w:proofErr w:type="spellStart"/>
-      <w:r>
-        <w:rPr>
-          <w:rFonts w:ascii="Aptos" w:eastAsia="Times New Roman" w:hAnsi="Aptos" w:cs="Times New Roman"/>
-          <w:color w:val="000000"/>
-          <w:kern w:val="0"/>
-          <w:lang w:eastAsia="el-GR"/>
-          <w14:ligatures w14:val="none"/>
-        </w:rPr>
-        <w:t>Hill</w:t>
-      </w:r>
-      <w:proofErr w:type="spellEnd"/>
-      <w:r>
-        <w:rPr>
-          <w:rFonts w:ascii="Aptos" w:eastAsia="Times New Roman" w:hAnsi="Aptos" w:cs="Times New Roman"/>
-          <w:color w:val="000000"/>
-          <w:kern w:val="0"/>
-          <w:lang w:eastAsia="el-GR"/>
-          <w14:ligatures w14:val="none"/>
-        </w:rPr>
-        <w:t xml:space="preserve">, ο </w:t>
-      </w:r>
-      <w:proofErr w:type="spellStart"/>
-      <w:r>
-        <w:rPr>
-          <w:rFonts w:ascii="Aptos" w:eastAsia="Times New Roman" w:hAnsi="Aptos" w:cs="Times New Roman"/>
-          <w:color w:val="000000"/>
-          <w:kern w:val="0"/>
-          <w:lang w:eastAsia="el-GR"/>
-          <w14:ligatures w14:val="none"/>
-        </w:rPr>
-        <w:t>Frentzen</w:t>
-      </w:r>
-      <w:proofErr w:type="spellEnd"/>
-      <w:r>
-        <w:rPr>
-          <w:rFonts w:ascii="Aptos" w:eastAsia="Times New Roman" w:hAnsi="Aptos" w:cs="Times New Roman"/>
-          <w:color w:val="000000"/>
-          <w:kern w:val="0"/>
-          <w:lang w:eastAsia="el-GR"/>
-          <w14:ligatures w14:val="none"/>
-        </w:rPr>
-        <w:t xml:space="preserve"> μετακινήθηκε στη </w:t>
-      </w:r>
-      <w:proofErr w:type="spellStart"/>
-      <w:r>
-        <w:rPr>
-          <w:rFonts w:ascii="Aptos" w:eastAsia="Times New Roman" w:hAnsi="Aptos" w:cs="Times New Roman"/>
-          <w:color w:val="000000"/>
-          <w:kern w:val="0"/>
-          <w:lang w:eastAsia="el-GR"/>
-          <w14:ligatures w14:val="none"/>
-        </w:rPr>
-        <w:t>Jordan</w:t>
-      </w:r>
-      <w:proofErr w:type="spellEnd"/>
-      <w:r>
-        <w:rPr>
-          <w:rFonts w:ascii="Aptos" w:eastAsia="Times New Roman" w:hAnsi="Aptos" w:cs="Times New Roman"/>
-          <w:color w:val="000000"/>
-          <w:kern w:val="0"/>
-          <w:lang w:eastAsia="el-GR"/>
-          <w14:ligatures w14:val="none"/>
-        </w:rPr>
-        <w:t xml:space="preserve"> το 1999 και εκεί ήρθε η κορύφωσή του.</w:t>
+        <w:t>Μετά από εντυπωσιακές εμφανίσεις στις μικρές κατηγορίες, ο Frentzen μπήκε στη Formula 1 το 1994 με τη Sauber, την ίδια χρονιά που ο Senna σκοτώθηκε και ο Schumacher άρχισε την κυριαρχία του. Ο Peter Sauber πίστευε πολύ στον Frentzen και μάλιστα είχε απορρίψει τον Schumacher παλαιότερα  ένα ιστορικό “what if” της F1.</w:t>
+      </w:r>
+    </w:p>
+    <w:p>
+      <w:pPr>
+        <w:spacing w:after="0" w:line="240" w:lineRule="auto"/>
+        <w:rPr>
+          <w:rFonts w:ascii="Aptos" w:eastAsia="Times New Roman" w:hAnsi="Aptos" w:cs="Times New Roman"/>
+          <w:color w:val="000000"/>
+          <w:kern w:val="0"/>
+          <w:lang w:eastAsia="el-GR"/>
+          <w14:ligatures w14:val="none"/>
+        </w:rPr>
+      </w:pPr>
+      <w:r>
+        <w:rPr>
+          <w:rFonts w:ascii="Aptos" w:eastAsia="Times New Roman" w:hAnsi="Aptos" w:cs="Times New Roman"/>
+          <w:color w:val="000000"/>
+          <w:kern w:val="0"/>
+          <w:lang w:eastAsia="el-GR"/>
+          <w14:ligatures w14:val="none"/>
+        </w:rPr>
+        <w:t>Παρότι γρήγορος, ο Frentzen συχνά φαινόταν «υπερβολικά ήρεμος» για να επιβληθεί. Δεν έψαχνε την πολιτική των paddock· ήθελε απλώς να οδηγά.</w:t>
+      </w:r>
+    </w:p>
+    <w:p>
+      <w:pPr>
+        <w:spacing w:after="0" w:line="240" w:lineRule="auto"/>
+        <w:rPr>
+          <w:rFonts w:ascii="Aptos" w:eastAsia="Times New Roman" w:hAnsi="Aptos" w:cs="Times New Roman"/>
+          <w:color w:val="000000"/>
+          <w:kern w:val="0"/>
+          <w:lang w:eastAsia="el-GR"/>
+          <w14:ligatures w14:val="none"/>
+        </w:rPr>
+      </w:pPr>
+    </w:p>
+    <w:p>
+      <w:pPr>
+        <w:spacing w:after="0" w:line="240" w:lineRule="auto"/>
+        <w:rPr>
+          <w:rFonts w:ascii="Aptos" w:eastAsia="Times New Roman" w:hAnsi="Aptos" w:cs="Times New Roman"/>
+          <w:color w:val="000000"/>
+          <w:kern w:val="0"/>
+          <w:lang w:eastAsia="el-GR"/>
+          <w14:ligatures w14:val="none"/>
+        </w:rPr>
+      </w:pPr>
+      <w:r>
+        <w:rPr>
+          <w:rFonts w:ascii="Aptos" w:eastAsia="Times New Roman" w:hAnsi="Aptos" w:cs="Times New Roman"/>
+          <w:color w:val="000000"/>
+          <w:kern w:val="0"/>
+          <w:lang w:eastAsia="el-GR"/>
+          <w14:ligatures w14:val="none"/>
+        </w:rPr>
+        <w:t>Η χρυσή χρονιά στη Jordan (1999)</w:t>
+      </w:r>
+    </w:p>
+    <w:p>
+      <w:pPr>
+        <w:spacing w:after="0" w:line="240" w:lineRule="auto"/>
+        <w:rPr>
+          <w:rFonts w:ascii="Aptos" w:eastAsia="Times New Roman" w:hAnsi="Aptos" w:cs="Times New Roman"/>
+          <w:color w:val="000000"/>
+          <w:kern w:val="0"/>
+          <w:lang w:eastAsia="el-GR"/>
+          <w14:ligatures w14:val="none"/>
+        </w:rPr>
+      </w:pPr>
+    </w:p>
+    <w:p>
+      <w:pPr>
+        <w:spacing w:after="0" w:line="240" w:lineRule="auto"/>
+        <w:rPr>
+          <w:rFonts w:ascii="Aptos" w:eastAsia="Times New Roman" w:hAnsi="Aptos" w:cs="Times New Roman"/>
+          <w:color w:val="000000"/>
+          <w:kern w:val="0"/>
+          <w:lang w:eastAsia="el-GR"/>
+          <w14:ligatures w14:val="none"/>
+        </w:rPr>
+      </w:pPr>
+      <w:r>
+        <w:rPr>
+          <w:rFonts w:ascii="Aptos" w:eastAsia="Times New Roman" w:hAnsi="Aptos" w:cs="Times New Roman"/>
+          <w:color w:val="000000"/>
+          <w:kern w:val="0"/>
+          <w:lang w:eastAsia="el-GR"/>
+          <w14:ligatures w14:val="none"/>
+        </w:rPr>
+        <w:t>Μετά από δύσκολα χρόνια στη Williams, όπου έπρεπε να καλύψει το τεράστιο κενό του Damon Hill, ο Frentzen μετακινήθηκε στη Jordan το 1999 και εκεί ήρθε η κορύφωσή του.</w:t>
       </w:r>
     </w:p>
     <w:p>
@@ -915,107 +319,41 @@
           <w:lang w:eastAsia="el-GR"/>
           <w14:ligatures w14:val="none"/>
         </w:rPr>
-        <w:t xml:space="preserve">Ανέβηκε στο βάθρο 6 φορές και μέχρι το τέλος της χρονιάς πάλευε θεωρητικά για το παγκόσμιο πρωτάθλημα, απέναντι σε </w:t>
-      </w:r>
-      <w:proofErr w:type="spellStart"/>
-      <w:r>
-        <w:rPr>
-          <w:rFonts w:ascii="Aptos" w:eastAsia="Times New Roman" w:hAnsi="Aptos" w:cs="Times New Roman"/>
-          <w:color w:val="000000"/>
-          <w:kern w:val="0"/>
-          <w:lang w:eastAsia="el-GR"/>
-          <w14:ligatures w14:val="none"/>
-        </w:rPr>
-        <w:t>Häkkinen</w:t>
-      </w:r>
-      <w:proofErr w:type="spellEnd"/>
-      <w:r>
-        <w:rPr>
-          <w:rFonts w:ascii="Aptos" w:eastAsia="Times New Roman" w:hAnsi="Aptos" w:cs="Times New Roman"/>
-          <w:color w:val="000000"/>
-          <w:kern w:val="0"/>
-          <w:lang w:eastAsia="el-GR"/>
-          <w14:ligatures w14:val="none"/>
-        </w:rPr>
-        <w:t xml:space="preserve"> και </w:t>
-      </w:r>
-      <w:proofErr w:type="spellStart"/>
-      <w:r>
-        <w:rPr>
-          <w:rFonts w:ascii="Aptos" w:eastAsia="Times New Roman" w:hAnsi="Aptos" w:cs="Times New Roman"/>
-          <w:color w:val="000000"/>
-          <w:kern w:val="0"/>
-          <w:lang w:eastAsia="el-GR"/>
-          <w14:ligatures w14:val="none"/>
-        </w:rPr>
-        <w:t>Irvine</w:t>
-      </w:r>
-      <w:proofErr w:type="spellEnd"/>
-      <w:r>
-        <w:rPr>
-          <w:rFonts w:ascii="Aptos" w:eastAsia="Times New Roman" w:hAnsi="Aptos" w:cs="Times New Roman"/>
-          <w:color w:val="000000"/>
-          <w:kern w:val="0"/>
-          <w:lang w:eastAsia="el-GR"/>
-          <w14:ligatures w14:val="none"/>
-        </w:rPr>
-        <w:t>!</w:t>
-      </w:r>
-    </w:p>
-    <w:p>
-      <w:pPr>
-        <w:spacing w:after="0" w:line="240" w:lineRule="auto"/>
-        <w:rPr>
-          <w:rFonts w:ascii="Aptos" w:eastAsia="Times New Roman" w:hAnsi="Aptos" w:cs="Times New Roman"/>
-          <w:color w:val="000000"/>
-          <w:kern w:val="0"/>
-          <w:lang w:eastAsia="el-GR"/>
-          <w14:ligatures w14:val="none"/>
-        </w:rPr>
-      </w:pPr>
-    </w:p>
-    <w:p>
-      <w:pPr>
-        <w:spacing w:after="0" w:line="240" w:lineRule="auto"/>
-        <w:rPr>
-          <w:rFonts w:ascii="Aptos" w:eastAsia="Times New Roman" w:hAnsi="Aptos" w:cs="Times New Roman"/>
-          <w:color w:val="000000"/>
-          <w:kern w:val="0"/>
-          <w:lang w:eastAsia="el-GR"/>
-          <w14:ligatures w14:val="none"/>
-        </w:rPr>
-      </w:pPr>
-      <w:r>
-        <w:rPr>
-          <w:rFonts w:ascii="Aptos" w:eastAsia="Times New Roman" w:hAnsi="Aptos" w:cs="Times New Roman"/>
-          <w:color w:val="000000"/>
-          <w:kern w:val="0"/>
-          <w:lang w:eastAsia="el-GR"/>
-          <w14:ligatures w14:val="none"/>
-        </w:rPr>
-        <w:t xml:space="preserve">Η μικρή ομάδα της </w:t>
-      </w:r>
-      <w:proofErr w:type="spellStart"/>
-      <w:r>
-        <w:rPr>
-          <w:rFonts w:ascii="Aptos" w:eastAsia="Times New Roman" w:hAnsi="Aptos" w:cs="Times New Roman"/>
-          <w:color w:val="000000"/>
-          <w:kern w:val="0"/>
-          <w:lang w:eastAsia="el-GR"/>
-          <w14:ligatures w14:val="none"/>
-        </w:rPr>
-        <w:t>Jordan</w:t>
-      </w:r>
-      <w:proofErr w:type="spellEnd"/>
-      <w:r>
-        <w:rPr>
-          <w:rFonts w:ascii="Aptos" w:eastAsia="Times New Roman" w:hAnsi="Aptos" w:cs="Times New Roman"/>
-          <w:color w:val="000000"/>
-          <w:kern w:val="0"/>
-          <w:lang w:eastAsia="el-GR"/>
-          <w14:ligatures w14:val="none"/>
-        </w:rPr>
-        <w:t xml:space="preserve"> είχε βρει στο πρόσωπό του έναν ήρεμο αλλά ατσαλένιο πιλότο που οδηγούσε «σαν επιστήμονας». Ο ίδιος έλεγε:</w:t>
+        <w:t>Ανέβηκε στο βάθρο 6 φορές και μέχρι το τέλος της χρονιάς πάλευε θεωρητικά για το παγκόσμιο πρωτάθλημα, απέναντι σε Häkkinen και Irvine!</w:t>
+      </w:r>
+    </w:p>
+    <w:p>
+      <w:pPr>
+        <w:spacing w:after="0" w:line="240" w:lineRule="auto"/>
+        <w:rPr>
+          <w:rFonts w:ascii="Aptos" w:eastAsia="Times New Roman" w:hAnsi="Aptos" w:cs="Times New Roman"/>
+          <w:color w:val="000000"/>
+          <w:kern w:val="0"/>
+          <w:lang w:eastAsia="el-GR"/>
+          <w14:ligatures w14:val="none"/>
+        </w:rPr>
+      </w:pPr>
+    </w:p>
+    <w:p>
+      <w:pPr>
+        <w:spacing w:after="0" w:line="240" w:lineRule="auto"/>
+        <w:rPr>
+          <w:rFonts w:ascii="Aptos" w:eastAsia="Times New Roman" w:hAnsi="Aptos" w:cs="Times New Roman"/>
+          <w:color w:val="000000"/>
+          <w:kern w:val="0"/>
+          <w:lang w:eastAsia="el-GR"/>
+          <w14:ligatures w14:val="none"/>
+        </w:rPr>
+      </w:pPr>
+      <w:r>
+        <w:rPr>
+          <w:rFonts w:ascii="Aptos" w:eastAsia="Times New Roman" w:hAnsi="Aptos" w:cs="Times New Roman"/>
+          <w:color w:val="000000"/>
+          <w:kern w:val="0"/>
+          <w:lang w:eastAsia="el-GR"/>
+          <w14:ligatures w14:val="none"/>
+        </w:rPr>
+        <w:t>Η μικρή ομάδα της Jordan είχε βρει στο πρόσωπό του έναν ήρεμο αλλά ατσαλένιο πιλότο που οδηγούσε «σαν επιστήμονας». Ο ίδιος έλεγε:</w:t>
       </w:r>
     </w:p>
     <w:p>
@@ -1118,305 +456,41 @@
           <w14:ligatures w14:val="none"/>
         </w:rPr>
         <w:lastRenderedPageBreak/>
-        <w:t xml:space="preserve">Μετά το 2000, η καριέρα του πήρε την κάτω βόλτα οι αποχωρήσεις από τη </w:t>
-      </w:r>
-      <w:proofErr w:type="spellStart"/>
-      <w:r>
-        <w:rPr>
-          <w:rFonts w:ascii="Aptos" w:eastAsia="Times New Roman" w:hAnsi="Aptos" w:cs="Times New Roman"/>
-          <w:color w:val="000000"/>
-          <w:kern w:val="0"/>
-          <w:lang w:eastAsia="el-GR"/>
-          <w14:ligatures w14:val="none"/>
-        </w:rPr>
-        <w:t>Jordan</w:t>
-      </w:r>
-      <w:proofErr w:type="spellEnd"/>
-      <w:r>
-        <w:rPr>
-          <w:rFonts w:ascii="Aptos" w:eastAsia="Times New Roman" w:hAnsi="Aptos" w:cs="Times New Roman"/>
-          <w:color w:val="000000"/>
-          <w:kern w:val="0"/>
-          <w:lang w:eastAsia="el-GR"/>
-          <w14:ligatures w14:val="none"/>
-        </w:rPr>
-        <w:t xml:space="preserve">, κακές συνεργασίες με τη </w:t>
-      </w:r>
-      <w:proofErr w:type="spellStart"/>
-      <w:r>
-        <w:rPr>
-          <w:rFonts w:ascii="Aptos" w:eastAsia="Times New Roman" w:hAnsi="Aptos" w:cs="Times New Roman"/>
-          <w:color w:val="000000"/>
-          <w:kern w:val="0"/>
-          <w:lang w:eastAsia="el-GR"/>
-          <w14:ligatures w14:val="none"/>
-        </w:rPr>
-        <w:t>Prost</w:t>
-      </w:r>
-      <w:proofErr w:type="spellEnd"/>
-      <w:r>
-        <w:rPr>
-          <w:rFonts w:ascii="Aptos" w:eastAsia="Times New Roman" w:hAnsi="Aptos" w:cs="Times New Roman"/>
-          <w:color w:val="000000"/>
-          <w:kern w:val="0"/>
-          <w:lang w:eastAsia="el-GR"/>
-          <w14:ligatures w14:val="none"/>
-        </w:rPr>
-        <w:t xml:space="preserve"> και την </w:t>
-      </w:r>
-      <w:proofErr w:type="spellStart"/>
-      <w:r>
-        <w:rPr>
-          <w:rFonts w:ascii="Aptos" w:eastAsia="Times New Roman" w:hAnsi="Aptos" w:cs="Times New Roman"/>
-          <w:color w:val="000000"/>
-          <w:kern w:val="0"/>
-          <w:lang w:eastAsia="el-GR"/>
-          <w14:ligatures w14:val="none"/>
-        </w:rPr>
-        <w:t>Arrows</w:t>
-      </w:r>
-      <w:proofErr w:type="spellEnd"/>
-      <w:r>
-        <w:rPr>
-          <w:rFonts w:ascii="Aptos" w:eastAsia="Times New Roman" w:hAnsi="Aptos" w:cs="Times New Roman"/>
-          <w:color w:val="000000"/>
-          <w:kern w:val="0"/>
-          <w:lang w:eastAsia="el-GR"/>
-          <w14:ligatures w14:val="none"/>
-        </w:rPr>
-        <w:t xml:space="preserve">, με πολλά μηχανικά προβλήματα στην τελευταία. Ο </w:t>
-      </w:r>
-      <w:proofErr w:type="spellStart"/>
-      <w:r>
-        <w:rPr>
-          <w:rFonts w:ascii="Aptos" w:eastAsia="Times New Roman" w:hAnsi="Aptos" w:cs="Times New Roman"/>
-          <w:color w:val="000000"/>
-          <w:kern w:val="0"/>
-          <w:lang w:eastAsia="el-GR"/>
-          <w14:ligatures w14:val="none"/>
-        </w:rPr>
-        <w:t>Frentzen</w:t>
-      </w:r>
-      <w:proofErr w:type="spellEnd"/>
-      <w:r>
-        <w:rPr>
-          <w:rFonts w:ascii="Aptos" w:eastAsia="Times New Roman" w:hAnsi="Aptos" w:cs="Times New Roman"/>
-          <w:color w:val="000000"/>
-          <w:kern w:val="0"/>
-          <w:lang w:eastAsia="el-GR"/>
-          <w14:ligatures w14:val="none"/>
-        </w:rPr>
-        <w:t xml:space="preserve"> δεν έκρυψε ποτέ την απογοήτευσή του από τον εμπορικό και πολιτικό χαρακτήρα της F1.</w:t>
-      </w:r>
-    </w:p>
-    <w:p>
-      <w:pPr>
-        <w:spacing w:after="0" w:line="240" w:lineRule="auto"/>
-        <w:rPr>
-          <w:rFonts w:ascii="Aptos" w:eastAsia="Times New Roman" w:hAnsi="Aptos" w:cs="Times New Roman"/>
-          <w:color w:val="000000"/>
-          <w:kern w:val="0"/>
-          <w:lang w:eastAsia="el-GR"/>
-          <w14:ligatures w14:val="none"/>
-        </w:rPr>
-      </w:pPr>
-    </w:p>
-    <w:p>
-      <w:pPr>
-        <w:spacing w:after="0" w:line="240" w:lineRule="auto"/>
-        <w:rPr>
-          <w:rFonts w:ascii="Aptos" w:eastAsia="Times New Roman" w:hAnsi="Aptos" w:cs="Times New Roman"/>
-          <w:color w:val="000000"/>
-          <w:kern w:val="0"/>
-          <w:lang w:eastAsia="el-GR"/>
-          <w14:ligatures w14:val="none"/>
-        </w:rPr>
-      </w:pPr>
-      <w:r>
-        <w:rPr>
-          <w:rFonts w:ascii="Aptos" w:eastAsia="Times New Roman" w:hAnsi="Aptos" w:cs="Times New Roman"/>
-          <w:color w:val="000000"/>
-          <w:kern w:val="0"/>
-          <w:lang w:eastAsia="el-GR"/>
-          <w14:ligatures w14:val="none"/>
-        </w:rPr>
-        <w:t xml:space="preserve">Όταν αποσύρθηκε, δεν εξαφανίστηκε. Αντιθέτως, έφτιαξε ένα δικό του ηλεκτρικό </w:t>
-      </w:r>
-      <w:proofErr w:type="spellStart"/>
-      <w:r>
-        <w:rPr>
-          <w:rFonts w:ascii="Aptos" w:eastAsia="Times New Roman" w:hAnsi="Aptos" w:cs="Times New Roman"/>
-          <w:color w:val="000000"/>
-          <w:kern w:val="0"/>
-          <w:lang w:eastAsia="el-GR"/>
-          <w14:ligatures w14:val="none"/>
-        </w:rPr>
-        <w:t>project</w:t>
-      </w:r>
-      <w:proofErr w:type="spellEnd"/>
-      <w:r>
-        <w:rPr>
-          <w:rFonts w:ascii="Aptos" w:eastAsia="Times New Roman" w:hAnsi="Aptos" w:cs="Times New Roman"/>
-          <w:color w:val="000000"/>
-          <w:kern w:val="0"/>
-          <w:lang w:eastAsia="el-GR"/>
-          <w14:ligatures w14:val="none"/>
-        </w:rPr>
-        <w:t xml:space="preserve"> </w:t>
-      </w:r>
-      <w:proofErr w:type="spellStart"/>
-      <w:r>
-        <w:rPr>
-          <w:rFonts w:ascii="Aptos" w:eastAsia="Times New Roman" w:hAnsi="Aptos" w:cs="Times New Roman"/>
-          <w:color w:val="000000"/>
-          <w:kern w:val="0"/>
-          <w:lang w:eastAsia="el-GR"/>
-          <w14:ligatures w14:val="none"/>
-        </w:rPr>
-        <w:t>car</w:t>
-      </w:r>
-      <w:proofErr w:type="spellEnd"/>
-      <w:r>
-        <w:rPr>
-          <w:rFonts w:ascii="Aptos" w:eastAsia="Times New Roman" w:hAnsi="Aptos" w:cs="Times New Roman"/>
-          <w:color w:val="000000"/>
-          <w:kern w:val="0"/>
-          <w:lang w:eastAsia="el-GR"/>
-          <w14:ligatures w14:val="none"/>
-        </w:rPr>
-        <w:t xml:space="preserve"> (το </w:t>
-      </w:r>
-      <w:proofErr w:type="spellStart"/>
-      <w:r>
-        <w:rPr>
-          <w:rFonts w:ascii="Aptos" w:eastAsia="Times New Roman" w:hAnsi="Aptos" w:cs="Times New Roman"/>
-          <w:color w:val="000000"/>
-          <w:kern w:val="0"/>
-          <w:lang w:eastAsia="el-GR"/>
-          <w14:ligatures w14:val="none"/>
-        </w:rPr>
-        <w:t>HHF</w:t>
-      </w:r>
-      <w:proofErr w:type="spellEnd"/>
-      <w:r>
-        <w:rPr>
-          <w:rFonts w:ascii="Aptos" w:eastAsia="Times New Roman" w:hAnsi="Aptos" w:cs="Times New Roman"/>
-          <w:color w:val="000000"/>
-          <w:kern w:val="0"/>
-          <w:lang w:eastAsia="el-GR"/>
-          <w14:ligatures w14:val="none"/>
-        </w:rPr>
-        <w:t xml:space="preserve"> </w:t>
-      </w:r>
-      <w:proofErr w:type="spellStart"/>
-      <w:r>
-        <w:rPr>
-          <w:rFonts w:ascii="Aptos" w:eastAsia="Times New Roman" w:hAnsi="Aptos" w:cs="Times New Roman"/>
-          <w:color w:val="000000"/>
-          <w:kern w:val="0"/>
-          <w:lang w:eastAsia="el-GR"/>
-          <w14:ligatures w14:val="none"/>
-        </w:rPr>
-        <w:t>Hybrid</w:t>
-      </w:r>
-      <w:proofErr w:type="spellEnd"/>
-      <w:r>
-        <w:rPr>
-          <w:rFonts w:ascii="Aptos" w:eastAsia="Times New Roman" w:hAnsi="Aptos" w:cs="Times New Roman"/>
-          <w:color w:val="000000"/>
-          <w:kern w:val="0"/>
-          <w:lang w:eastAsia="el-GR"/>
-          <w14:ligatures w14:val="none"/>
-        </w:rPr>
-        <w:t xml:space="preserve"> </w:t>
-      </w:r>
-      <w:proofErr w:type="spellStart"/>
-      <w:r>
-        <w:rPr>
-          <w:rFonts w:ascii="Aptos" w:eastAsia="Times New Roman" w:hAnsi="Aptos" w:cs="Times New Roman"/>
-          <w:color w:val="000000"/>
-          <w:kern w:val="0"/>
-          <w:lang w:eastAsia="el-GR"/>
-          <w14:ligatures w14:val="none"/>
-        </w:rPr>
-        <w:t>Concept</w:t>
-      </w:r>
-      <w:proofErr w:type="spellEnd"/>
-      <w:r>
-        <w:rPr>
-          <w:rFonts w:ascii="Aptos" w:eastAsia="Times New Roman" w:hAnsi="Aptos" w:cs="Times New Roman"/>
-          <w:color w:val="000000"/>
-          <w:kern w:val="0"/>
-          <w:lang w:eastAsia="el-GR"/>
-          <w14:ligatures w14:val="none"/>
-        </w:rPr>
-        <w:t xml:space="preserve">) πολύ πριν η </w:t>
-      </w:r>
-      <w:proofErr w:type="spellStart"/>
-      <w:r>
-        <w:rPr>
-          <w:rFonts w:ascii="Aptos" w:eastAsia="Times New Roman" w:hAnsi="Aptos" w:cs="Times New Roman"/>
-          <w:color w:val="000000"/>
-          <w:kern w:val="0"/>
-          <w:lang w:eastAsia="el-GR"/>
-          <w14:ligatures w14:val="none"/>
-        </w:rPr>
-        <w:t>Formula</w:t>
-      </w:r>
-      <w:proofErr w:type="spellEnd"/>
-      <w:r>
-        <w:rPr>
-          <w:rFonts w:ascii="Aptos" w:eastAsia="Times New Roman" w:hAnsi="Aptos" w:cs="Times New Roman"/>
-          <w:color w:val="000000"/>
-          <w:kern w:val="0"/>
-          <w:lang w:eastAsia="el-GR"/>
-          <w14:ligatures w14:val="none"/>
-        </w:rPr>
-        <w:t xml:space="preserve"> E γίνει μόδα. Επίσης συμμετείχε σε αγώνες </w:t>
-      </w:r>
-      <w:proofErr w:type="spellStart"/>
-      <w:r>
-        <w:rPr>
-          <w:rFonts w:ascii="Aptos" w:eastAsia="Times New Roman" w:hAnsi="Aptos" w:cs="Times New Roman"/>
-          <w:color w:val="000000"/>
-          <w:kern w:val="0"/>
-          <w:lang w:eastAsia="el-GR"/>
-          <w14:ligatures w14:val="none"/>
-        </w:rPr>
-        <w:t>DTM</w:t>
-      </w:r>
-      <w:proofErr w:type="spellEnd"/>
-      <w:r>
-        <w:rPr>
-          <w:rFonts w:ascii="Aptos" w:eastAsia="Times New Roman" w:hAnsi="Aptos" w:cs="Times New Roman"/>
-          <w:color w:val="000000"/>
-          <w:kern w:val="0"/>
-          <w:lang w:eastAsia="el-GR"/>
-          <w14:ligatures w14:val="none"/>
-        </w:rPr>
-        <w:t xml:space="preserve"> και </w:t>
-      </w:r>
-      <w:proofErr w:type="spellStart"/>
-      <w:r>
-        <w:rPr>
-          <w:rFonts w:ascii="Aptos" w:eastAsia="Times New Roman" w:hAnsi="Aptos" w:cs="Times New Roman"/>
-          <w:color w:val="000000"/>
-          <w:kern w:val="0"/>
-          <w:lang w:eastAsia="el-GR"/>
-          <w14:ligatures w14:val="none"/>
-        </w:rPr>
-        <w:t>GT</w:t>
-      </w:r>
-      <w:proofErr w:type="spellEnd"/>
-      <w:r>
-        <w:rPr>
-          <w:rFonts w:ascii="Aptos" w:eastAsia="Times New Roman" w:hAnsi="Aptos" w:cs="Times New Roman"/>
-          <w:color w:val="000000"/>
-          <w:kern w:val="0"/>
-          <w:lang w:eastAsia="el-GR"/>
-          <w14:ligatures w14:val="none"/>
-        </w:rPr>
-        <w:t>, πάντα με σεβασμό από τους μηχανικούς για την τεχνική του ευφυΐα.</w:t>
+        <w:t>Μετά το 2000, η καριέρα του πήρε την κάτω βόλτα οι αποχωρήσεις από τη Jordan, κακές συνεργασίες με τη Prost και την Arrows, με πολλά μηχανικά προβλήματα στην τελευταία. Ο Frentzen δεν έκρυψε ποτέ την απογοήτευσή του από τον εμπορικό και πολιτικό χαρακτήρα της F1.</w:t>
+      </w:r>
+    </w:p>
+    <w:p>
+      <w:pPr>
+        <w:spacing w:after="0" w:line="240" w:lineRule="auto"/>
+        <w:rPr>
+          <w:rFonts w:ascii="Aptos" w:eastAsia="Times New Roman" w:hAnsi="Aptos" w:cs="Times New Roman"/>
+          <w:color w:val="000000"/>
+          <w:kern w:val="0"/>
+          <w:lang w:eastAsia="el-GR"/>
+          <w14:ligatures w14:val="none"/>
+        </w:rPr>
+      </w:pPr>
+    </w:p>
+    <w:p>
+      <w:pPr>
+        <w:spacing w:after="0" w:line="240" w:lineRule="auto"/>
+        <w:rPr>
+          <w:rFonts w:ascii="Aptos" w:eastAsia="Times New Roman" w:hAnsi="Aptos" w:cs="Times New Roman"/>
+          <w:color w:val="000000"/>
+          <w:kern w:val="0"/>
+          <w:lang w:eastAsia="el-GR"/>
+          <w14:ligatures w14:val="none"/>
+        </w:rPr>
+      </w:pPr>
+      <w:r>
+        <w:rPr>
+          <w:rFonts w:ascii="Aptos" w:eastAsia="Times New Roman" w:hAnsi="Aptos" w:cs="Times New Roman"/>
+          <w:color w:val="000000"/>
+          <w:kern w:val="0"/>
+          <w:lang w:eastAsia="el-GR"/>
+          <w14:ligatures w14:val="none"/>
+        </w:rPr>
+        <w:t>Όταν αποσύρθηκε, δεν εξαφανίστηκε. Αντιθέτως, έφτιαξε ένα δικό του ηλεκτρικό project car (το HHF Hybrid Concept) πολύ πριν η Formula E γίνει μόδα. Επίσης συμμετείχε σε αγώνες DTM και GT, πάντα με σεβασμό από τους μηχανικούς για την τεχνική του ευφυΐα.</w:t>
       </w:r>
     </w:p>
     <w:p>
@@ -1484,95 +558,7 @@
           <w:lang w:eastAsia="el-GR"/>
           <w14:ligatures w14:val="none"/>
         </w:rPr>
-        <w:t xml:space="preserve">Ίσως το πιο ενδιαφέρον χαρακτηριστικό του </w:t>
-      </w:r>
-      <w:proofErr w:type="spellStart"/>
-      <w:r>
-        <w:rPr>
-          <w:rFonts w:ascii="Aptos" w:eastAsia="Times New Roman" w:hAnsi="Aptos" w:cs="Times New Roman"/>
-          <w:color w:val="000000"/>
-          <w:kern w:val="0"/>
-          <w:lang w:eastAsia="el-GR"/>
-          <w14:ligatures w14:val="none"/>
-        </w:rPr>
-        <w:t>Frentzen</w:t>
-      </w:r>
-      <w:proofErr w:type="spellEnd"/>
-      <w:r>
-        <w:rPr>
-          <w:rFonts w:ascii="Aptos" w:eastAsia="Times New Roman" w:hAnsi="Aptos" w:cs="Times New Roman"/>
-          <w:color w:val="000000"/>
-          <w:kern w:val="0"/>
-          <w:lang w:eastAsia="el-GR"/>
-          <w14:ligatures w14:val="none"/>
-        </w:rPr>
-        <w:t xml:space="preserve"> ήταν ότι σκεφτόταν σαν μηχανικός μέσα στο </w:t>
-      </w:r>
-      <w:proofErr w:type="spellStart"/>
-      <w:r>
-        <w:rPr>
-          <w:rFonts w:ascii="Aptos" w:eastAsia="Times New Roman" w:hAnsi="Aptos" w:cs="Times New Roman"/>
-          <w:color w:val="000000"/>
-          <w:kern w:val="0"/>
-          <w:lang w:eastAsia="el-GR"/>
-          <w14:ligatures w14:val="none"/>
-        </w:rPr>
-        <w:t>κόκπιτ</w:t>
-      </w:r>
-      <w:proofErr w:type="spellEnd"/>
-      <w:r>
-        <w:rPr>
-          <w:rFonts w:ascii="Aptos" w:eastAsia="Times New Roman" w:hAnsi="Aptos" w:cs="Times New Roman"/>
-          <w:color w:val="000000"/>
-          <w:kern w:val="0"/>
-          <w:lang w:eastAsia="el-GR"/>
-          <w14:ligatures w14:val="none"/>
-        </w:rPr>
-        <w:t xml:space="preserve">. Πολλές φορές έκανε δικές του ρυθμίσεις στο αυτοκίνητο, έλυνε ηλεκτρονικά προβλήματα μόνος του, και έδινε </w:t>
-      </w:r>
-      <w:proofErr w:type="spellStart"/>
-      <w:r>
-        <w:rPr>
-          <w:rFonts w:ascii="Aptos" w:eastAsia="Times New Roman" w:hAnsi="Aptos" w:cs="Times New Roman"/>
-          <w:color w:val="000000"/>
-          <w:kern w:val="0"/>
-          <w:lang w:eastAsia="el-GR"/>
-          <w14:ligatures w14:val="none"/>
-        </w:rPr>
-        <w:t>feedback</w:t>
-      </w:r>
-      <w:proofErr w:type="spellEnd"/>
-      <w:r>
-        <w:rPr>
-          <w:rFonts w:ascii="Aptos" w:eastAsia="Times New Roman" w:hAnsi="Aptos" w:cs="Times New Roman"/>
-          <w:color w:val="000000"/>
-          <w:kern w:val="0"/>
-          <w:lang w:eastAsia="el-GR"/>
-          <w14:ligatures w14:val="none"/>
-        </w:rPr>
-        <w:t xml:space="preserve"> που οι μηχανικοί θεωρούσαν ότι έφτανε στο επίπεδο ενός </w:t>
-      </w:r>
-      <w:proofErr w:type="spellStart"/>
-      <w:r>
-        <w:rPr>
-          <w:rFonts w:ascii="Aptos" w:eastAsia="Times New Roman" w:hAnsi="Aptos" w:cs="Times New Roman"/>
-          <w:color w:val="000000"/>
-          <w:kern w:val="0"/>
-          <w:lang w:eastAsia="el-GR"/>
-          <w14:ligatures w14:val="none"/>
-        </w:rPr>
-        <w:t>σχεδιαστη</w:t>
-      </w:r>
-      <w:proofErr w:type="spellEnd"/>
-      <w:r>
-        <w:rPr>
-          <w:rFonts w:ascii="Aptos" w:eastAsia="Times New Roman" w:hAnsi="Aptos" w:cs="Times New Roman"/>
-          <w:color w:val="000000"/>
-          <w:kern w:val="0"/>
-          <w:lang w:eastAsia="el-GR"/>
-          <w14:ligatures w14:val="none"/>
-        </w:rPr>
-        <w:t>!!!</w:t>
+        <w:t>Ίσως το πιο ενδιαφέρον χαρακτηριστικό του Frentzen ήταν ότι σκεφτόταν σαν μηχανικός μέσα στο κόκπιτ. Πολλές φορές έκανε δικές του ρυθμίσεις στο αυτοκίνητο, έλυνε ηλεκτρονικά προβλήματα μόνος του, και έδινε feedback που οι μηχανικοί θεωρούσαν ότι έφτανε στο επίπεδο ενός σχεδιαστη!!!</w:t>
       </w:r>
     </w:p>
     <w:p>
@@ -1662,107 +648,41 @@
           <w:lang w:eastAsia="el-GR"/>
           <w14:ligatures w14:val="none"/>
         </w:rPr>
-        <w:t xml:space="preserve">Ο </w:t>
-      </w:r>
-      <w:proofErr w:type="spellStart"/>
-      <w:r>
-        <w:rPr>
-          <w:rFonts w:ascii="Aptos" w:eastAsia="Times New Roman" w:hAnsi="Aptos" w:cs="Times New Roman"/>
-          <w:color w:val="000000"/>
-          <w:kern w:val="0"/>
-          <w:lang w:eastAsia="el-GR"/>
-          <w14:ligatures w14:val="none"/>
-        </w:rPr>
-        <w:t>Frentzen</w:t>
-      </w:r>
-      <w:proofErr w:type="spellEnd"/>
-      <w:r>
-        <w:rPr>
-          <w:rFonts w:ascii="Aptos" w:eastAsia="Times New Roman" w:hAnsi="Aptos" w:cs="Times New Roman"/>
-          <w:color w:val="000000"/>
-          <w:kern w:val="0"/>
-          <w:lang w:eastAsia="el-GR"/>
-          <w14:ligatures w14:val="none"/>
-        </w:rPr>
-        <w:t xml:space="preserve"> δεν έγινε ποτέ παγκόσμιος πρωταθλητής. Όμως όσοι ξέρουν την εποχή των ‘90s θυμούνται ότι, αν οι συνθήκες ήταν λίγο διαφορετικές, θα μπορούσε να είναι ο πρώτος Γερμανός πρωταθλητής, και όχι ο </w:t>
-      </w:r>
-      <w:proofErr w:type="spellStart"/>
-      <w:r>
-        <w:rPr>
-          <w:rFonts w:ascii="Aptos" w:eastAsia="Times New Roman" w:hAnsi="Aptos" w:cs="Times New Roman"/>
-          <w:color w:val="000000"/>
-          <w:kern w:val="0"/>
-          <w:lang w:eastAsia="el-GR"/>
-          <w14:ligatures w14:val="none"/>
-        </w:rPr>
-        <w:t>Schumacher</w:t>
-      </w:r>
-      <w:proofErr w:type="spellEnd"/>
-      <w:r>
-        <w:rPr>
-          <w:rFonts w:ascii="Aptos" w:eastAsia="Times New Roman" w:hAnsi="Aptos" w:cs="Times New Roman"/>
-          <w:color w:val="000000"/>
-          <w:kern w:val="0"/>
-          <w:lang w:eastAsia="el-GR"/>
-          <w14:ligatures w14:val="none"/>
-        </w:rPr>
-        <w:t>.</w:t>
-      </w:r>
-    </w:p>
-    <w:p>
-      <w:pPr>
-        <w:spacing w:after="0" w:line="240" w:lineRule="auto"/>
-        <w:rPr>
-          <w:rFonts w:ascii="Aptos" w:eastAsia="Times New Roman" w:hAnsi="Aptos" w:cs="Times New Roman"/>
-          <w:color w:val="000000"/>
-          <w:kern w:val="0"/>
-          <w:lang w:eastAsia="el-GR"/>
-          <w14:ligatures w14:val="none"/>
-        </w:rPr>
-      </w:pPr>
-    </w:p>
-    <w:p>
-      <w:pPr>
-        <w:spacing w:after="0" w:line="240" w:lineRule="auto"/>
-        <w:rPr>
-          <w:rFonts w:ascii="Aptos" w:eastAsia="Times New Roman" w:hAnsi="Aptos" w:cs="Times New Roman"/>
-          <w:color w:val="000000"/>
-          <w:kern w:val="0"/>
-          <w:lang w:eastAsia="el-GR"/>
-          <w14:ligatures w14:val="none"/>
-        </w:rPr>
-      </w:pPr>
-      <w:r>
-        <w:rPr>
-          <w:rFonts w:ascii="Aptos" w:eastAsia="Times New Roman" w:hAnsi="Aptos" w:cs="Times New Roman"/>
-          <w:color w:val="000000"/>
-          <w:kern w:val="0"/>
-          <w:lang w:eastAsia="el-GR"/>
-          <w14:ligatures w14:val="none"/>
-        </w:rPr>
-        <w:t xml:space="preserve">Έμεινε στην ιστορία ως ένας άνθρωπος αξιοπρεπής, καθαρός, και τεχνικά πανέξυπνος  ένας ήρωας δεύτερης γραμμής, αλλά με χαρακτήρα που σήμερα λείπει από τη </w:t>
-      </w:r>
-      <w:proofErr w:type="spellStart"/>
-      <w:r>
-        <w:rPr>
-          <w:rFonts w:ascii="Aptos" w:eastAsia="Times New Roman" w:hAnsi="Aptos" w:cs="Times New Roman"/>
-          <w:color w:val="000000"/>
-          <w:kern w:val="0"/>
-          <w:lang w:eastAsia="el-GR"/>
-          <w14:ligatures w14:val="none"/>
-        </w:rPr>
-        <w:t>Formula</w:t>
-      </w:r>
-      <w:proofErr w:type="spellEnd"/>
-      <w:r>
-        <w:rPr>
-          <w:rFonts w:ascii="Aptos" w:eastAsia="Times New Roman" w:hAnsi="Aptos" w:cs="Times New Roman"/>
-          <w:color w:val="000000"/>
-          <w:kern w:val="0"/>
-          <w:lang w:eastAsia="el-GR"/>
-          <w14:ligatures w14:val="none"/>
-        </w:rPr>
-        <w:t xml:space="preserve"> 1.</w:t>
+        <w:t>Ο Frentzen δεν έγινε ποτέ παγκόσμιος πρωταθλητής. Όμως όσοι ξέρουν την εποχή των ‘90s θυμούνται ότι, αν οι συνθήκες ήταν λίγο διαφορετικές, θα μπορούσε να είναι ο πρώτος Γερμανός πρωταθλητής, και όχι ο Schumacher.</w:t>
+      </w:r>
+    </w:p>
+    <w:p>
+      <w:pPr>
+        <w:spacing w:after="0" w:line="240" w:lineRule="auto"/>
+        <w:rPr>
+          <w:rFonts w:ascii="Aptos" w:eastAsia="Times New Roman" w:hAnsi="Aptos" w:cs="Times New Roman"/>
+          <w:color w:val="000000"/>
+          <w:kern w:val="0"/>
+          <w:lang w:eastAsia="el-GR"/>
+          <w14:ligatures w14:val="none"/>
+        </w:rPr>
+      </w:pPr>
+    </w:p>
+    <w:p>
+      <w:pPr>
+        <w:spacing w:after="0" w:line="240" w:lineRule="auto"/>
+        <w:rPr>
+          <w:rFonts w:ascii="Aptos" w:eastAsia="Times New Roman" w:hAnsi="Aptos" w:cs="Times New Roman"/>
+          <w:color w:val="000000"/>
+          <w:kern w:val="0"/>
+          <w:lang w:eastAsia="el-GR"/>
+          <w14:ligatures w14:val="none"/>
+        </w:rPr>
+      </w:pPr>
+      <w:r>
+        <w:rPr>
+          <w:rFonts w:ascii="Aptos" w:eastAsia="Times New Roman" w:hAnsi="Aptos" w:cs="Times New Roman"/>
+          <w:color w:val="000000"/>
+          <w:kern w:val="0"/>
+          <w:lang w:eastAsia="el-GR"/>
+          <w14:ligatures w14:val="none"/>
+        </w:rPr>
+        <w:t>Έμεινε στην ιστορία ως ένας άνθρωπος αξιοπρεπής, καθαρός, και τεχνικά πανέξυπνος  ένας ήρωας δεύτερης γραμμής, αλλά με χαρακτήρα που σήμερα λείπει από τη Formula 1.</w:t>
       </w:r>
     </w:p>
     <w:p>
